--- a/SystemVerilog_32-bit_CPU_RISC-V_Modernization.docx
+++ b/SystemVerilog_32-bit_CPU_RISC-V_Modernization.docx
@@ -214,15 +214,7 @@
           <w:szCs w:val="28"/>
           <w:lang w:val="en-US"/>
         </w:rPr>
-        <w:t xml:space="preserve"> </w:t>
-      </w:r>
-      <w:r>
-        <w:rPr>
-          <w:sz w:val="28"/>
-          <w:szCs w:val="28"/>
-          <w:lang w:val="en-US"/>
-        </w:rPr>
-        <w:t>Register File (Registers read/write control)</w:t>
+        <w:t xml:space="preserve"> Register File (Registers read/write control)</w:t>
       </w:r>
       <w:r>
         <w:rPr>
@@ -260,31 +252,7 @@
           <w:szCs w:val="28"/>
           <w:lang w:val="en-US"/>
         </w:rPr>
-        <w:t>2</w:t>
-      </w:r>
-      <w:r>
-        <w:rPr>
-          <w:sz w:val="28"/>
-          <w:szCs w:val="28"/>
-          <w:lang w:val="en-US"/>
-        </w:rPr>
-        <w:t>.</w:t>
-      </w:r>
-      <w:r>
-        <w:rPr>
-          <w:sz w:val="28"/>
-          <w:szCs w:val="28"/>
-          <w:lang w:val="en-US"/>
-        </w:rPr>
-        <w:t>2</w:t>
-      </w:r>
-      <w:r>
-        <w:rPr>
-          <w:sz w:val="28"/>
-          <w:szCs w:val="28"/>
-          <w:lang w:val="en-US"/>
-        </w:rPr>
-        <w:t xml:space="preserve"> ALU (Mathematical &amp; Logical commands/calculations)</w:t>
+        <w:t>2.2 ALU (Mathematical &amp; Logical commands/calculations)</w:t>
       </w:r>
       <w:r>
         <w:rPr>
@@ -309,31 +277,7 @@
           <w:lang w:val="en-US"/>
         </w:rPr>
         <w:tab/>
-        <w:t>2</w:t>
-      </w:r>
-      <w:r>
-        <w:rPr>
-          <w:sz w:val="28"/>
-          <w:szCs w:val="28"/>
-          <w:lang w:val="en-US"/>
-        </w:rPr>
-        <w:t>.</w:t>
-      </w:r>
-      <w:r>
-        <w:rPr>
-          <w:sz w:val="28"/>
-          <w:szCs w:val="28"/>
-          <w:lang w:val="en-US"/>
-        </w:rPr>
-        <w:t>3</w:t>
-      </w:r>
-      <w:r>
-        <w:rPr>
-          <w:sz w:val="28"/>
-          <w:szCs w:val="28"/>
-          <w:lang w:val="en-US"/>
-        </w:rPr>
-        <w:t xml:space="preserve"> Data Memory (Read/write constants &amp; variables)</w:t>
+        <w:t>2.3 Data Memory (Read/write constants &amp; variables)</w:t>
       </w:r>
       <w:r>
         <w:rPr>
@@ -358,31 +302,7 @@
           <w:lang w:val="en-US"/>
         </w:rPr>
         <w:tab/>
-        <w:t>2</w:t>
-      </w:r>
-      <w:r>
-        <w:rPr>
-          <w:sz w:val="28"/>
-          <w:szCs w:val="28"/>
-          <w:lang w:val="en-US"/>
-        </w:rPr>
-        <w:t>.</w:t>
-      </w:r>
-      <w:r>
-        <w:rPr>
-          <w:sz w:val="28"/>
-          <w:szCs w:val="28"/>
-          <w:lang w:val="en-US"/>
-        </w:rPr>
-        <w:t>4</w:t>
-      </w:r>
-      <w:r>
-        <w:rPr>
-          <w:sz w:val="28"/>
-          <w:szCs w:val="28"/>
-          <w:lang w:val="en-US"/>
-        </w:rPr>
-        <w:t xml:space="preserve"> Instruction Memory (Read/write instructions)</w:t>
+        <w:t>2.4 Instruction Memory (Read/write instructions)</w:t>
       </w:r>
       <w:r>
         <w:rPr>
@@ -407,15 +327,7 @@
           <w:lang w:val="en-US"/>
         </w:rPr>
         <w:tab/>
-        <w:t>2.5</w:t>
-      </w:r>
-      <w:r>
-        <w:rPr>
-          <w:sz w:val="28"/>
-          <w:szCs w:val="28"/>
-          <w:lang w:val="en-US"/>
-        </w:rPr>
-        <w:t xml:space="preserve"> Program Counter (Instruction address tracking &amp; flow control)</w:t>
+        <w:t>2.5 Program Counter (Instruction address tracking &amp; flow control)</w:t>
       </w:r>
       <w:r>
         <w:rPr>
@@ -440,31 +352,7 @@
           <w:lang w:val="en-US"/>
         </w:rPr>
         <w:tab/>
-        <w:t>2</w:t>
-      </w:r>
-      <w:r>
-        <w:rPr>
-          <w:sz w:val="28"/>
-          <w:szCs w:val="28"/>
-          <w:lang w:val="en-US"/>
-        </w:rPr>
-        <w:t>.</w:t>
-      </w:r>
-      <w:r>
-        <w:rPr>
-          <w:sz w:val="28"/>
-          <w:szCs w:val="28"/>
-          <w:lang w:val="en-US"/>
-        </w:rPr>
-        <w:t>6</w:t>
-      </w:r>
-      <w:r>
-        <w:rPr>
-          <w:sz w:val="28"/>
-          <w:szCs w:val="28"/>
-          <w:lang w:val="en-US"/>
-        </w:rPr>
-        <w:t xml:space="preserve"> Control Unit (Instructions decoding &amp; distribution)</w:t>
+        <w:t>2.6 Control Unit (Instructions decoding &amp; distribution)</w:t>
       </w:r>
       <w:r>
         <w:rPr>
@@ -489,31 +377,7 @@
           <w:lang w:val="en-US"/>
         </w:rPr>
         <w:tab/>
-        <w:t>2</w:t>
-      </w:r>
-      <w:r>
-        <w:rPr>
-          <w:sz w:val="28"/>
-          <w:szCs w:val="28"/>
-          <w:lang w:val="en-US"/>
-        </w:rPr>
-        <w:t>.</w:t>
-      </w:r>
-      <w:r>
-        <w:rPr>
-          <w:sz w:val="28"/>
-          <w:szCs w:val="28"/>
-          <w:lang w:val="en-US"/>
-        </w:rPr>
-        <w:t>7</w:t>
-      </w:r>
-      <w:r>
-        <w:rPr>
-          <w:sz w:val="28"/>
-          <w:szCs w:val="28"/>
-          <w:lang w:val="en-US"/>
-        </w:rPr>
-        <w:t xml:space="preserve"> TOP Unit (Unite all parts &amp; data transfer)</w:t>
+        <w:t>2.7 TOP Unit (Unite all parts &amp; data transfer)</w:t>
       </w:r>
       <w:r>
         <w:rPr>
@@ -779,18 +643,17 @@
           <w:lang w:val="en-US"/>
         </w:rPr>
       </w:pPr>
-      <w:proofErr w:type="spellStart"/>
       <w:r>
         <w:rPr>
           <w:b/>
           <w:bCs/>
           <w:sz w:val="40"/>
           <w:szCs w:val="40"/>
+          <w:lang w:val="en-US"/>
         </w:rPr>
         <w:lastRenderedPageBreak/>
         <w:t>Introduction</w:t>
       </w:r>
-      <w:proofErr w:type="spellEnd"/>
     </w:p>
     <w:p>
       <w:pPr>
@@ -1137,34 +1000,495 @@
         <w:rPr>
           <w:sz w:val="28"/>
           <w:szCs w:val="28"/>
-        </w:rPr>
-      </w:pPr>
-      <w:r>
-        <w:rPr>
-          <w:b/>
-          <w:bCs/>
-          <w:sz w:val="28"/>
-          <w:szCs w:val="28"/>
-          <w:lang w:val="en-US"/>
-        </w:rPr>
-        <w:t>2.1 Register File</w:t>
-      </w:r>
-    </w:p>
-    <w:p>
-      <w:pPr>
-        <w:rPr>
-          <w:sz w:val="28"/>
-          <w:szCs w:val="28"/>
-          <w:lang w:val="en-US"/>
-        </w:rPr>
-      </w:pPr>
-      <w:r>
-        <w:rPr>
-          <w:sz w:val="28"/>
-          <w:szCs w:val="28"/>
-          <w:lang w:val="en-US"/>
-        </w:rPr>
-        <w:t>The Register File is a fundamental block of the RV32I processor core, operating as a high-speed internal storage unit. It holds intermediate data, memory addresses, and calculation results required by the processor during instruction execution. Because accessing external memory is significantly slower, the Register File provides the ALU and control unit with zero-wait-state access to active variables.</w:t>
+          <w:lang w:val="en-US"/>
+        </w:rPr>
+      </w:pPr>
+      <w:r>
+        <w:rPr>
+          <w:b/>
+          <w:bCs/>
+          <w:sz w:val="28"/>
+          <w:szCs w:val="28"/>
+          <w:lang w:val="en-US"/>
+        </w:rPr>
+        <w:t>2.</w:t>
+      </w:r>
+      <w:r>
+        <w:rPr>
+          <w:b/>
+          <w:bCs/>
+          <w:sz w:val="28"/>
+          <w:szCs w:val="28"/>
+          <w:lang w:val="en-US"/>
+        </w:rPr>
+        <w:t>1</w:t>
+      </w:r>
+      <w:r>
+        <w:rPr>
+          <w:b/>
+          <w:bCs/>
+          <w:sz w:val="28"/>
+          <w:szCs w:val="28"/>
+          <w:lang w:val="en-US"/>
+        </w:rPr>
+        <w:t xml:space="preserve"> </w:t>
+      </w:r>
+      <w:r>
+        <w:rPr>
+          <w:b/>
+          <w:bCs/>
+          <w:sz w:val="28"/>
+          <w:szCs w:val="28"/>
+          <w:lang w:val="en-US"/>
+        </w:rPr>
+        <w:t>ALU</w:t>
+      </w:r>
+    </w:p>
+    <w:p>
+      <w:pPr>
+        <w:rPr>
+          <w:sz w:val="28"/>
+          <w:szCs w:val="28"/>
+          <w:lang w:val="en-US"/>
+        </w:rPr>
+      </w:pPr>
+      <w:r>
+        <w:rPr>
+          <w:sz w:val="28"/>
+          <w:szCs w:val="28"/>
+          <w:lang w:val="en-US"/>
+        </w:rPr>
+        <w:t xml:space="preserve">The </w:t>
+      </w:r>
+      <w:r>
+        <w:rPr>
+          <w:sz w:val="28"/>
+          <w:szCs w:val="28"/>
+          <w:lang w:val="en-US"/>
+        </w:rPr>
+        <w:t>ALU module is not only calculator for mathematical operations in</w:t>
+      </w:r>
+      <w:r>
+        <w:rPr>
+          <w:sz w:val="28"/>
+          <w:szCs w:val="28"/>
+          <w:lang w:val="en-US"/>
+        </w:rPr>
+        <w:t xml:space="preserve"> the RV32I processor </w:t>
+      </w:r>
+      <w:r>
+        <w:rPr>
+          <w:sz w:val="28"/>
+          <w:szCs w:val="28"/>
+          <w:lang w:val="en-US"/>
+        </w:rPr>
+        <w:t>architecture</w:t>
+      </w:r>
+      <w:r>
+        <w:rPr>
+          <w:sz w:val="28"/>
+          <w:szCs w:val="28"/>
+          <w:lang w:val="en-US"/>
+        </w:rPr>
+        <w:t xml:space="preserve">, </w:t>
+      </w:r>
+      <w:r>
+        <w:rPr>
+          <w:sz w:val="28"/>
+          <w:szCs w:val="28"/>
+          <w:lang w:val="en-US"/>
+        </w:rPr>
+        <w:t xml:space="preserve">it also </w:t>
+      </w:r>
+      <w:r>
+        <w:rPr>
+          <w:sz w:val="28"/>
+          <w:szCs w:val="28"/>
+          <w:lang w:val="en-US"/>
+        </w:rPr>
+        <w:t xml:space="preserve">takes </w:t>
+      </w:r>
+      <w:r>
+        <w:rPr>
+          <w:sz w:val="28"/>
+          <w:szCs w:val="28"/>
+          <w:lang w:val="en-US"/>
+        </w:rPr>
+        <w:t>significant part in the other operations types (address, etc.) The main core idea and combinational logic has remained unchangeable, although commands codes, data types and their quantity w</w:t>
+      </w:r>
+      <w:r>
+        <w:rPr>
+          <w:sz w:val="28"/>
+          <w:szCs w:val="28"/>
+          <w:lang w:val="en-US"/>
+        </w:rPr>
+        <w:t>ere</w:t>
+      </w:r>
+      <w:r>
+        <w:rPr>
+          <w:sz w:val="28"/>
+          <w:szCs w:val="28"/>
+          <w:lang w:val="en-US"/>
+        </w:rPr>
+        <w:t xml:space="preserve"> modified. </w:t>
+      </w:r>
+    </w:p>
+    <w:p>
+      <w:pPr>
+        <w:rPr>
+          <w:sz w:val="28"/>
+          <w:szCs w:val="28"/>
+          <w:lang w:val="en-US"/>
+        </w:rPr>
+      </w:pPr>
+      <w:r>
+        <w:rPr>
+          <w:sz w:val="28"/>
+          <w:szCs w:val="28"/>
+          <w:lang w:val="en-US"/>
+        </w:rPr>
+        <w:t>The following commands are R-block RISC-V standard:</w:t>
+      </w:r>
+    </w:p>
+    <w:p>
+      <w:pPr>
+        <w:pStyle w:val="ListParagraph"/>
+        <w:numPr>
+          <w:ilvl w:val="0"/>
+          <w:numId w:val="7"/>
+        </w:numPr>
+        <w:rPr>
+          <w:sz w:val="28"/>
+          <w:szCs w:val="28"/>
+          <w:lang w:val="en-US"/>
+        </w:rPr>
+      </w:pPr>
+      <w:r>
+        <w:rPr>
+          <w:sz w:val="28"/>
+          <w:szCs w:val="28"/>
+          <w:lang w:val="en-US"/>
+        </w:rPr>
+        <w:t>ADD</w:t>
+      </w:r>
+    </w:p>
+    <w:p>
+      <w:pPr>
+        <w:pStyle w:val="ListParagraph"/>
+        <w:numPr>
+          <w:ilvl w:val="0"/>
+          <w:numId w:val="7"/>
+        </w:numPr>
+        <w:rPr>
+          <w:sz w:val="28"/>
+          <w:szCs w:val="28"/>
+          <w:lang w:val="en-US"/>
+        </w:rPr>
+      </w:pPr>
+      <w:r>
+        <w:rPr>
+          <w:sz w:val="28"/>
+          <w:szCs w:val="28"/>
+          <w:lang w:val="en-US"/>
+        </w:rPr>
+        <w:t>SUB</w:t>
+      </w:r>
+    </w:p>
+    <w:p>
+      <w:pPr>
+        <w:pStyle w:val="ListParagraph"/>
+        <w:numPr>
+          <w:ilvl w:val="0"/>
+          <w:numId w:val="7"/>
+        </w:numPr>
+        <w:rPr>
+          <w:sz w:val="28"/>
+          <w:szCs w:val="28"/>
+          <w:lang w:val="en-US"/>
+        </w:rPr>
+      </w:pPr>
+      <w:r>
+        <w:rPr>
+          <w:sz w:val="28"/>
+          <w:szCs w:val="28"/>
+          <w:lang w:val="en-US"/>
+        </w:rPr>
+        <w:t>SLL</w:t>
+      </w:r>
+    </w:p>
+    <w:p>
+      <w:pPr>
+        <w:pStyle w:val="ListParagraph"/>
+        <w:numPr>
+          <w:ilvl w:val="0"/>
+          <w:numId w:val="7"/>
+        </w:numPr>
+        <w:rPr>
+          <w:sz w:val="28"/>
+          <w:szCs w:val="28"/>
+          <w:lang w:val="en-US"/>
+        </w:rPr>
+      </w:pPr>
+      <w:r>
+        <w:rPr>
+          <w:sz w:val="28"/>
+          <w:szCs w:val="28"/>
+          <w:lang w:val="en-US"/>
+        </w:rPr>
+        <w:t>STL</w:t>
+      </w:r>
+    </w:p>
+    <w:p>
+      <w:pPr>
+        <w:pStyle w:val="ListParagraph"/>
+        <w:numPr>
+          <w:ilvl w:val="0"/>
+          <w:numId w:val="7"/>
+        </w:numPr>
+        <w:rPr>
+          <w:sz w:val="28"/>
+          <w:szCs w:val="28"/>
+          <w:lang w:val="en-US"/>
+        </w:rPr>
+      </w:pPr>
+      <w:r>
+        <w:rPr>
+          <w:sz w:val="28"/>
+          <w:szCs w:val="28"/>
+          <w:lang w:val="en-US"/>
+        </w:rPr>
+        <w:t>STLU</w:t>
+      </w:r>
+    </w:p>
+    <w:p>
+      <w:pPr>
+        <w:pStyle w:val="ListParagraph"/>
+        <w:numPr>
+          <w:ilvl w:val="0"/>
+          <w:numId w:val="7"/>
+        </w:numPr>
+        <w:rPr>
+          <w:sz w:val="28"/>
+          <w:szCs w:val="28"/>
+          <w:lang w:val="en-US"/>
+        </w:rPr>
+      </w:pPr>
+      <w:r>
+        <w:rPr>
+          <w:sz w:val="28"/>
+          <w:szCs w:val="28"/>
+          <w:lang w:val="en-US"/>
+        </w:rPr>
+        <w:t>XOR</w:t>
+      </w:r>
+    </w:p>
+    <w:p>
+      <w:pPr>
+        <w:pStyle w:val="ListParagraph"/>
+        <w:numPr>
+          <w:ilvl w:val="0"/>
+          <w:numId w:val="7"/>
+        </w:numPr>
+        <w:rPr>
+          <w:sz w:val="28"/>
+          <w:szCs w:val="28"/>
+          <w:lang w:val="en-US"/>
+        </w:rPr>
+      </w:pPr>
+      <w:r>
+        <w:rPr>
+          <w:sz w:val="28"/>
+          <w:szCs w:val="28"/>
+          <w:lang w:val="en-US"/>
+        </w:rPr>
+        <w:t>SRL</w:t>
+      </w:r>
+    </w:p>
+    <w:p>
+      <w:pPr>
+        <w:pStyle w:val="ListParagraph"/>
+        <w:numPr>
+          <w:ilvl w:val="0"/>
+          <w:numId w:val="7"/>
+        </w:numPr>
+        <w:rPr>
+          <w:sz w:val="28"/>
+          <w:szCs w:val="28"/>
+          <w:lang w:val="en-US"/>
+        </w:rPr>
+      </w:pPr>
+      <w:r>
+        <w:rPr>
+          <w:sz w:val="28"/>
+          <w:szCs w:val="28"/>
+          <w:lang w:val="en-US"/>
+        </w:rPr>
+        <w:t>SRA</w:t>
+      </w:r>
+    </w:p>
+    <w:p>
+      <w:pPr>
+        <w:pStyle w:val="ListParagraph"/>
+        <w:numPr>
+          <w:ilvl w:val="0"/>
+          <w:numId w:val="7"/>
+        </w:numPr>
+        <w:rPr>
+          <w:sz w:val="28"/>
+          <w:szCs w:val="28"/>
+          <w:lang w:val="en-US"/>
+        </w:rPr>
+      </w:pPr>
+      <w:r>
+        <w:rPr>
+          <w:sz w:val="28"/>
+          <w:szCs w:val="28"/>
+          <w:lang w:val="en-US"/>
+        </w:rPr>
+        <w:t>OR</w:t>
+      </w:r>
+    </w:p>
+    <w:p>
+      <w:pPr>
+        <w:pStyle w:val="ListParagraph"/>
+        <w:numPr>
+          <w:ilvl w:val="0"/>
+          <w:numId w:val="7"/>
+        </w:numPr>
+        <w:rPr>
+          <w:sz w:val="28"/>
+          <w:szCs w:val="28"/>
+          <w:lang w:val="en-US"/>
+        </w:rPr>
+      </w:pPr>
+      <w:r>
+        <w:rPr>
+          <w:sz w:val="28"/>
+          <w:szCs w:val="28"/>
+          <w:lang w:val="en-US"/>
+        </w:rPr>
+        <w:t>END</w:t>
+      </w:r>
+    </w:p>
+    <w:p>
+      <w:pPr>
+        <w:rPr>
+          <w:sz w:val="28"/>
+          <w:szCs w:val="28"/>
+          <w:lang w:val="en-US"/>
+        </w:rPr>
+      </w:pPr>
+      <w:r>
+        <w:rPr>
+          <w:sz w:val="28"/>
+          <w:szCs w:val="28"/>
+          <w:lang w:val="en-US"/>
+        </w:rPr>
+        <w:t>Commands, which weren’t written above (NOT, *, /, etc.) are execut</w:t>
+      </w:r>
+      <w:r>
+        <w:rPr>
+          <w:sz w:val="28"/>
+          <w:szCs w:val="28"/>
+          <w:lang w:val="en-US"/>
+        </w:rPr>
+        <w:t>able</w:t>
+      </w:r>
+      <w:r>
+        <w:rPr>
+          <w:sz w:val="28"/>
+          <w:szCs w:val="28"/>
+          <w:lang w:val="en-US"/>
+        </w:rPr>
+        <w:t xml:space="preserve"> using operators above (full information can be found in “RISC-V Green Card”).</w:t>
+      </w:r>
+    </w:p>
+    <w:p>
+      <w:pPr>
+        <w:rPr>
+          <w:sz w:val="28"/>
+          <w:szCs w:val="28"/>
+          <w:lang w:val="en-US"/>
+        </w:rPr>
+      </w:pPr>
+      <w:r>
+        <w:rPr>
+          <w:b/>
+          <w:bCs/>
+          <w:sz w:val="28"/>
+          <w:szCs w:val="28"/>
+          <w:lang w:val="en-US"/>
+        </w:rPr>
+        <w:t>2.</w:t>
+      </w:r>
+      <w:r>
+        <w:rPr>
+          <w:b/>
+          <w:bCs/>
+          <w:sz w:val="28"/>
+          <w:szCs w:val="28"/>
+          <w:lang w:val="en-US"/>
+        </w:rPr>
+        <w:t>2</w:t>
+      </w:r>
+      <w:r>
+        <w:rPr>
+          <w:b/>
+          <w:bCs/>
+          <w:sz w:val="28"/>
+          <w:szCs w:val="28"/>
+          <w:lang w:val="en-US"/>
+        </w:rPr>
+        <w:t xml:space="preserve"> Register File</w:t>
+      </w:r>
+    </w:p>
+    <w:p>
+      <w:pPr>
+        <w:rPr>
+          <w:sz w:val="28"/>
+          <w:szCs w:val="28"/>
+          <w:lang w:val="en-US"/>
+        </w:rPr>
+      </w:pPr>
+      <w:r>
+        <w:rPr>
+          <w:sz w:val="28"/>
+          <w:szCs w:val="28"/>
+          <w:lang w:val="en-US"/>
+        </w:rPr>
+        <w:t xml:space="preserve">The Register File is </w:t>
+      </w:r>
+      <w:r>
+        <w:rPr>
+          <w:sz w:val="28"/>
+          <w:szCs w:val="28"/>
+          <w:lang w:val="en-US"/>
+        </w:rPr>
+        <w:t>one of the</w:t>
+      </w:r>
+      <w:r>
+        <w:rPr>
+          <w:sz w:val="28"/>
+          <w:szCs w:val="28"/>
+          <w:lang w:val="en-US"/>
+        </w:rPr>
+        <w:t xml:space="preserve"> fundamental block</w:t>
+      </w:r>
+      <w:r>
+        <w:rPr>
+          <w:sz w:val="28"/>
+          <w:szCs w:val="28"/>
+          <w:lang w:val="en-US"/>
+        </w:rPr>
+        <w:t>s</w:t>
+      </w:r>
+      <w:r>
+        <w:rPr>
+          <w:sz w:val="28"/>
+          <w:szCs w:val="28"/>
+          <w:lang w:val="en-US"/>
+        </w:rPr>
+        <w:t xml:space="preserve"> of the RV32I processor core, operating as a high-speed internal storage unit. It holds intermediate data, memory addresses, and calculation results required by the processor during instruction execution. Because accessing external memory is significantly slower, the Register File provides the ALU and control unit with zero-wait-state access to active variables.</w:t>
       </w:r>
     </w:p>
     <w:p>
@@ -1355,45 +1679,54 @@
           <w:szCs w:val="40"/>
           <w:lang w:val="en-US"/>
         </w:rPr>
-        <w:lastRenderedPageBreak/>
         <w:t>Appendices</w:t>
       </w:r>
     </w:p>
     <w:p>
       <w:pPr>
         <w:rPr>
-          <w:sz w:val="28"/>
-          <w:szCs w:val="28"/>
-          <w:lang w:val="en-US"/>
-        </w:rPr>
-      </w:pPr>
-      <w:r>
-        <w:rPr>
-          <w:sz w:val="28"/>
-          <w:szCs w:val="28"/>
-          <w:lang w:val="en-US"/>
-        </w:rPr>
-        <w:t>Register File:</w:t>
-      </w:r>
-      <w:r>
-        <w:rPr>
-          <w:sz w:val="28"/>
-          <w:szCs w:val="28"/>
-          <w:lang w:val="en-US"/>
-        </w:rPr>
-        <w:br/>
-      </w:r>
-      <w:r>
-        <w:rPr>
-          <w:sz w:val="28"/>
-          <w:szCs w:val="28"/>
+          <w:b/>
+          <w:bCs/>
+          <w:sz w:val="28"/>
+          <w:szCs w:val="28"/>
+          <w:lang w:val="en-US"/>
+        </w:rPr>
+      </w:pPr>
+      <w:r>
+        <w:rPr>
+          <w:b/>
+          <w:bCs/>
+          <w:sz w:val="28"/>
+          <w:szCs w:val="28"/>
+          <w:lang w:val="en-US"/>
+        </w:rPr>
+        <w:t>ALU:</w:t>
+      </w:r>
+    </w:p>
+    <w:p>
+      <w:pPr>
+        <w:jc w:val="center"/>
+        <w:rPr>
+          <w:b/>
+          <w:bCs/>
+          <w:sz w:val="40"/>
+          <w:szCs w:val="40"/>
+          <w:lang w:val="en-US"/>
+        </w:rPr>
+      </w:pPr>
+      <w:r>
+        <w:rPr>
+          <w:b/>
+          <w:bCs/>
+          <w:sz w:val="40"/>
+          <w:szCs w:val="40"/>
           <w:lang w:val="en-US"/>
         </w:rPr>
         <w:drawing>
-          <wp:inline distT="0" distB="0" distL="0" distR="0" wp14:anchorId="49854EA3" wp14:editId="410706A0">
-            <wp:extent cx="5940425" cy="1710055"/>
-            <wp:effectExtent l="0" t="0" r="3175" b="4445"/>
-            <wp:docPr id="1" name="Picture 1"/>
+          <wp:inline distT="0" distB="0" distL="0" distR="0" wp14:anchorId="0E08A352" wp14:editId="56724349">
+            <wp:extent cx="5940425" cy="1808480"/>
+            <wp:effectExtent l="0" t="0" r="3175" b="1270"/>
+            <wp:docPr id="2" name="Picture 2"/>
             <wp:cNvGraphicFramePr>
               <a:graphicFrameLocks xmlns:a="http://schemas.openxmlformats.org/drawingml/2006/main" noChangeAspect="1"/>
             </wp:cNvGraphicFramePr>
@@ -1413,6 +1746,407 @@
                   <pic:spPr>
                     <a:xfrm>
                       <a:off x="0" y="0"/>
+                      <a:ext cx="5940425" cy="1808480"/>
+                    </a:xfrm>
+                    <a:prstGeom prst="rect">
+                      <a:avLst/>
+                    </a:prstGeom>
+                  </pic:spPr>
+                </pic:pic>
+              </a:graphicData>
+            </a:graphic>
+          </wp:inline>
+        </w:drawing>
+      </w:r>
+    </w:p>
+    <w:p>
+      <w:pPr>
+        <w:rPr>
+          <w:sz w:val="28"/>
+          <w:szCs w:val="28"/>
+          <w:lang w:val="en-US"/>
+        </w:rPr>
+      </w:pPr>
+      <w:r>
+        <w:rPr>
+          <w:sz w:val="28"/>
+          <w:szCs w:val="28"/>
+          <w:lang w:val="en-US"/>
+        </w:rPr>
+        <w:t>SUCCESS DEFAULT: 0 was got correctly</w:t>
+      </w:r>
+      <w:r>
+        <w:rPr>
+          <w:sz w:val="28"/>
+          <w:szCs w:val="28"/>
+          <w:lang w:val="en-US"/>
+        </w:rPr>
+        <w:br/>
+      </w:r>
+      <w:r>
+        <w:rPr>
+          <w:sz w:val="28"/>
+          <w:szCs w:val="28"/>
+          <w:lang w:val="en-US"/>
+        </w:rPr>
+        <w:t>SUCCESS ADD: Expected result (   3598304) was received correctly</w:t>
+      </w:r>
+      <w:r>
+        <w:rPr>
+          <w:sz w:val="28"/>
+          <w:szCs w:val="28"/>
+          <w:lang w:val="en-US"/>
+        </w:rPr>
+        <w:br/>
+      </w:r>
+      <w:r>
+        <w:rPr>
+          <w:sz w:val="28"/>
+          <w:szCs w:val="28"/>
+          <w:lang w:val="en-US"/>
+        </w:rPr>
+        <w:t>SUCCESS SUB: Expected result (     10782) was received correctly</w:t>
+      </w:r>
+      <w:r>
+        <w:rPr>
+          <w:sz w:val="28"/>
+          <w:szCs w:val="28"/>
+          <w:lang w:val="en-US"/>
+        </w:rPr>
+        <w:br/>
+      </w:r>
+      <w:r>
+        <w:rPr>
+          <w:sz w:val="28"/>
+          <w:szCs w:val="28"/>
+          <w:lang w:val="en-US"/>
+        </w:rPr>
+        <w:t>SUCCESS SLL: Expected result (    726800) was received correctly</w:t>
+      </w:r>
+      <w:r>
+        <w:rPr>
+          <w:sz w:val="28"/>
+          <w:szCs w:val="28"/>
+          <w:lang w:val="en-US"/>
+        </w:rPr>
+        <w:br/>
+      </w:r>
+      <w:r>
+        <w:rPr>
+          <w:sz w:val="28"/>
+          <w:szCs w:val="28"/>
+          <w:lang w:val="en-US"/>
+        </w:rPr>
+        <w:lastRenderedPageBreak/>
+        <w:t>SUCCESS SLL: Expected result (  11628800) was received correctly</w:t>
+      </w:r>
+      <w:r>
+        <w:rPr>
+          <w:sz w:val="28"/>
+          <w:szCs w:val="28"/>
+          <w:lang w:val="en-US"/>
+        </w:rPr>
+        <w:br/>
+      </w:r>
+      <w:r>
+        <w:rPr>
+          <w:sz w:val="28"/>
+          <w:szCs w:val="28"/>
+          <w:lang w:val="en-US"/>
+        </w:rPr>
+        <w:t>SUCCESS STL: Expected result (         1) was received correctly</w:t>
+      </w:r>
+      <w:r>
+        <w:rPr>
+          <w:sz w:val="28"/>
+          <w:szCs w:val="28"/>
+          <w:lang w:val="en-US"/>
+        </w:rPr>
+        <w:br/>
+      </w:r>
+      <w:r>
+        <w:rPr>
+          <w:sz w:val="28"/>
+          <w:szCs w:val="28"/>
+          <w:lang w:val="en-US"/>
+        </w:rPr>
+        <w:t>SUCCESS STL: Expected result (         0) was received correctly</w:t>
+      </w:r>
+      <w:r>
+        <w:rPr>
+          <w:sz w:val="28"/>
+          <w:szCs w:val="28"/>
+          <w:lang w:val="en-US"/>
+        </w:rPr>
+        <w:br/>
+      </w:r>
+      <w:r>
+        <w:rPr>
+          <w:sz w:val="28"/>
+          <w:szCs w:val="28"/>
+          <w:lang w:val="en-US"/>
+        </w:rPr>
+        <w:t>SUCCESS STLU: Expected result (         1) was received correctly</w:t>
+      </w:r>
+      <w:r>
+        <w:rPr>
+          <w:sz w:val="28"/>
+          <w:szCs w:val="28"/>
+          <w:lang w:val="en-US"/>
+        </w:rPr>
+        <w:br/>
+      </w:r>
+      <w:r>
+        <w:rPr>
+          <w:sz w:val="28"/>
+          <w:szCs w:val="28"/>
+          <w:lang w:val="en-US"/>
+        </w:rPr>
+        <w:t>SUCCESS STLU: Expected result (         0) was received correctly</w:t>
+      </w:r>
+      <w:r>
+        <w:rPr>
+          <w:sz w:val="28"/>
+          <w:szCs w:val="28"/>
+          <w:lang w:val="en-US"/>
+        </w:rPr>
+        <w:br/>
+      </w:r>
+      <w:r>
+        <w:rPr>
+          <w:sz w:val="28"/>
+          <w:szCs w:val="28"/>
+          <w:lang w:val="en-US"/>
+        </w:rPr>
+        <w:t>SUCCESS XOR: Expected result (    438779) was received correctly</w:t>
+      </w:r>
+      <w:r>
+        <w:rPr>
+          <w:sz w:val="28"/>
+          <w:szCs w:val="28"/>
+          <w:lang w:val="en-US"/>
+        </w:rPr>
+        <w:br/>
+      </w:r>
+      <w:r>
+        <w:rPr>
+          <w:sz w:val="28"/>
+          <w:szCs w:val="28"/>
+          <w:lang w:val="en-US"/>
+        </w:rPr>
+        <w:t>SUCCESS XOR: Expected result (         0) was received correctly</w:t>
+      </w:r>
+      <w:r>
+        <w:rPr>
+          <w:sz w:val="28"/>
+          <w:szCs w:val="28"/>
+          <w:lang w:val="en-US"/>
+        </w:rPr>
+        <w:br/>
+      </w:r>
+      <w:r>
+        <w:rPr>
+          <w:sz w:val="28"/>
+          <w:szCs w:val="28"/>
+          <w:lang w:val="en-US"/>
+        </w:rPr>
+        <w:t>SUCCESS SRL: Expected result (     40556) was received correctly</w:t>
+      </w:r>
+      <w:r>
+        <w:rPr>
+          <w:sz w:val="28"/>
+          <w:szCs w:val="28"/>
+          <w:lang w:val="en-US"/>
+        </w:rPr>
+        <w:br/>
+      </w:r>
+      <w:r>
+        <w:rPr>
+          <w:sz w:val="28"/>
+          <w:szCs w:val="28"/>
+          <w:lang w:val="en-US"/>
+        </w:rPr>
+        <w:t>SUCCESS SRL: Expected result (       142) was received correctly</w:t>
+      </w:r>
+      <w:r>
+        <w:rPr>
+          <w:sz w:val="28"/>
+          <w:szCs w:val="28"/>
+          <w:lang w:val="en-US"/>
+        </w:rPr>
+        <w:br/>
+      </w:r>
+      <w:r>
+        <w:rPr>
+          <w:sz w:val="28"/>
+          <w:szCs w:val="28"/>
+          <w:lang w:val="en-US"/>
+        </w:rPr>
+        <w:t>SUCCESS SRA: Expected result (4294966579) was received correctly</w:t>
+      </w:r>
+      <w:r>
+        <w:rPr>
+          <w:sz w:val="28"/>
+          <w:szCs w:val="28"/>
+          <w:lang w:val="en-US"/>
+        </w:rPr>
+        <w:br/>
+      </w:r>
+      <w:r>
+        <w:rPr>
+          <w:sz w:val="28"/>
+          <w:szCs w:val="28"/>
+          <w:lang w:val="en-US"/>
+        </w:rPr>
+        <w:t>SUCCESS SRA: Expected result (     29229) was received correctly</w:t>
+      </w:r>
+      <w:r>
+        <w:rPr>
+          <w:sz w:val="28"/>
+          <w:szCs w:val="28"/>
+          <w:lang w:val="en-US"/>
+        </w:rPr>
+        <w:br/>
+      </w:r>
+      <w:r>
+        <w:rPr>
+          <w:sz w:val="28"/>
+          <w:szCs w:val="28"/>
+          <w:lang w:val="en-US"/>
+        </w:rPr>
+        <w:t>SUCCESS OR: Expected result (4294964844) was received correctly</w:t>
+      </w:r>
+      <w:r>
+        <w:rPr>
+          <w:sz w:val="28"/>
+          <w:szCs w:val="28"/>
+          <w:lang w:val="en-US"/>
+        </w:rPr>
+        <w:br/>
+      </w:r>
+      <w:r>
+        <w:rPr>
+          <w:sz w:val="28"/>
+          <w:szCs w:val="28"/>
+          <w:lang w:val="en-US"/>
+        </w:rPr>
+        <w:t>SUCCESS OR: Expected result (4294958647) was received correctly</w:t>
+      </w:r>
+      <w:r>
+        <w:rPr>
+          <w:sz w:val="28"/>
+          <w:szCs w:val="28"/>
+          <w:lang w:val="en-US"/>
+        </w:rPr>
+        <w:br/>
+      </w:r>
+      <w:r>
+        <w:rPr>
+          <w:sz w:val="28"/>
+          <w:szCs w:val="28"/>
+          <w:lang w:val="en-US"/>
+        </w:rPr>
+        <w:t>SUCCESS OR: Expected result (         0) was received correctly</w:t>
+      </w:r>
+      <w:r>
+        <w:rPr>
+          <w:sz w:val="28"/>
+          <w:szCs w:val="28"/>
+          <w:lang w:val="en-US"/>
+        </w:rPr>
+        <w:br/>
+      </w:r>
+      <w:r>
+        <w:rPr>
+          <w:sz w:val="28"/>
+          <w:szCs w:val="28"/>
+          <w:lang w:val="en-US"/>
+        </w:rPr>
+        <w:t>SUCCESS AND: Expected result (        80) was received correctly</w:t>
+      </w:r>
+      <w:r>
+        <w:rPr>
+          <w:sz w:val="28"/>
+          <w:szCs w:val="28"/>
+          <w:lang w:val="en-US"/>
+        </w:rPr>
+        <w:br/>
+      </w:r>
+      <w:r>
+        <w:rPr>
+          <w:sz w:val="28"/>
+          <w:szCs w:val="28"/>
+          <w:lang w:val="en-US"/>
+        </w:rPr>
+        <w:t>SUCCESS AND: Expected result (      3109) was received correctly</w:t>
+      </w:r>
+    </w:p>
+    <w:p>
+      <w:pPr>
+        <w:rPr>
+          <w:sz w:val="28"/>
+          <w:szCs w:val="28"/>
+          <w:lang w:val="en-US"/>
+        </w:rPr>
+      </w:pPr>
+    </w:p>
+    <w:p>
+      <w:pPr>
+        <w:rPr>
+          <w:sz w:val="28"/>
+          <w:szCs w:val="28"/>
+          <w:lang w:val="en-US"/>
+        </w:rPr>
+      </w:pPr>
+      <w:r>
+        <w:rPr>
+          <w:b/>
+          <w:bCs/>
+          <w:sz w:val="28"/>
+          <w:szCs w:val="28"/>
+          <w:lang w:val="en-US"/>
+        </w:rPr>
+        <w:t>Register File:</w:t>
+      </w:r>
+      <w:r>
+        <w:rPr>
+          <w:sz w:val="28"/>
+          <w:szCs w:val="28"/>
+          <w:lang w:val="en-US"/>
+        </w:rPr>
+        <w:br/>
+      </w:r>
+      <w:r>
+        <w:rPr>
+          <w:noProof/>
+          <w:sz w:val="28"/>
+          <w:szCs w:val="28"/>
+          <w:lang w:val="en-US"/>
+        </w:rPr>
+        <w:drawing>
+          <wp:inline distT="0" distB="0" distL="0" distR="0" wp14:anchorId="49854EA3" wp14:editId="410706A0">
+            <wp:extent cx="5940425" cy="1710055"/>
+            <wp:effectExtent l="0" t="0" r="3175" b="4445"/>
+            <wp:docPr id="1" name="Picture 1"/>
+            <wp:cNvGraphicFramePr>
+              <a:graphicFrameLocks xmlns:a="http://schemas.openxmlformats.org/drawingml/2006/main" noChangeAspect="1"/>
+            </wp:cNvGraphicFramePr>
+            <a:graphic xmlns:a="http://schemas.openxmlformats.org/drawingml/2006/main">
+              <a:graphicData uri="http://schemas.openxmlformats.org/drawingml/2006/picture">
+                <pic:pic xmlns:pic="http://schemas.openxmlformats.org/drawingml/2006/picture">
+                  <pic:nvPicPr>
+                    <pic:cNvPr id="1" name=""/>
+                    <pic:cNvPicPr/>
+                  </pic:nvPicPr>
+                  <pic:blipFill>
+                    <a:blip r:embed="rId7"/>
+                    <a:stretch>
+                      <a:fillRect/>
+                    </a:stretch>
+                  </pic:blipFill>
+                  <pic:spPr>
+                    <a:xfrm>
+                      <a:off x="0" y="0"/>
                       <a:ext cx="5940425" cy="1710055"/>
                     </a:xfrm>
                     <a:prstGeom prst="rect">
@@ -2055,6 +2789,119 @@
     </w:lvl>
   </w:abstractNum>
   <w:abstractNum w:abstractNumId="5" w15:restartNumberingAfterBreak="0">
+    <w:nsid w:val="55E440CA"/>
+    <w:multiLevelType w:val="hybridMultilevel"/>
+    <w:tmpl w:val="7D640662"/>
+    <w:lvl w:ilvl="0" w:tplc="04190001">
+      <w:start w:val="1"/>
+      <w:numFmt w:val="bullet"/>
+      <w:lvlText w:val=""/>
+      <w:lvlJc w:val="left"/>
+      <w:pPr>
+        <w:ind w:left="720" w:hanging="360"/>
+      </w:pPr>
+      <w:rPr>
+        <w:rFonts w:ascii="Symbol" w:hAnsi="Symbol" w:hint="default"/>
+      </w:rPr>
+    </w:lvl>
+    <w:lvl w:ilvl="1" w:tplc="04190003" w:tentative="1">
+      <w:start w:val="1"/>
+      <w:numFmt w:val="bullet"/>
+      <w:lvlText w:val="o"/>
+      <w:lvlJc w:val="left"/>
+      <w:pPr>
+        <w:ind w:left="1440" w:hanging="360"/>
+      </w:pPr>
+      <w:rPr>
+        <w:rFonts w:ascii="Courier New" w:hAnsi="Courier New" w:cs="Courier New" w:hint="default"/>
+      </w:rPr>
+    </w:lvl>
+    <w:lvl w:ilvl="2" w:tplc="04190005" w:tentative="1">
+      <w:start w:val="1"/>
+      <w:numFmt w:val="bullet"/>
+      <w:lvlText w:val=""/>
+      <w:lvlJc w:val="left"/>
+      <w:pPr>
+        <w:ind w:left="2160" w:hanging="360"/>
+      </w:pPr>
+      <w:rPr>
+        <w:rFonts w:ascii="Wingdings" w:hAnsi="Wingdings" w:hint="default"/>
+      </w:rPr>
+    </w:lvl>
+    <w:lvl w:ilvl="3" w:tplc="04190001" w:tentative="1">
+      <w:start w:val="1"/>
+      <w:numFmt w:val="bullet"/>
+      <w:lvlText w:val=""/>
+      <w:lvlJc w:val="left"/>
+      <w:pPr>
+        <w:ind w:left="2880" w:hanging="360"/>
+      </w:pPr>
+      <w:rPr>
+        <w:rFonts w:ascii="Symbol" w:hAnsi="Symbol" w:hint="default"/>
+      </w:rPr>
+    </w:lvl>
+    <w:lvl w:ilvl="4" w:tplc="04190003" w:tentative="1">
+      <w:start w:val="1"/>
+      <w:numFmt w:val="bullet"/>
+      <w:lvlText w:val="o"/>
+      <w:lvlJc w:val="left"/>
+      <w:pPr>
+        <w:ind w:left="3600" w:hanging="360"/>
+      </w:pPr>
+      <w:rPr>
+        <w:rFonts w:ascii="Courier New" w:hAnsi="Courier New" w:cs="Courier New" w:hint="default"/>
+      </w:rPr>
+    </w:lvl>
+    <w:lvl w:ilvl="5" w:tplc="04190005" w:tentative="1">
+      <w:start w:val="1"/>
+      <w:numFmt w:val="bullet"/>
+      <w:lvlText w:val=""/>
+      <w:lvlJc w:val="left"/>
+      <w:pPr>
+        <w:ind w:left="4320" w:hanging="360"/>
+      </w:pPr>
+      <w:rPr>
+        <w:rFonts w:ascii="Wingdings" w:hAnsi="Wingdings" w:hint="default"/>
+      </w:rPr>
+    </w:lvl>
+    <w:lvl w:ilvl="6" w:tplc="04190001" w:tentative="1">
+      <w:start w:val="1"/>
+      <w:numFmt w:val="bullet"/>
+      <w:lvlText w:val=""/>
+      <w:lvlJc w:val="left"/>
+      <w:pPr>
+        <w:ind w:left="5040" w:hanging="360"/>
+      </w:pPr>
+      <w:rPr>
+        <w:rFonts w:ascii="Symbol" w:hAnsi="Symbol" w:hint="default"/>
+      </w:rPr>
+    </w:lvl>
+    <w:lvl w:ilvl="7" w:tplc="04190003" w:tentative="1">
+      <w:start w:val="1"/>
+      <w:numFmt w:val="bullet"/>
+      <w:lvlText w:val="o"/>
+      <w:lvlJc w:val="left"/>
+      <w:pPr>
+        <w:ind w:left="5760" w:hanging="360"/>
+      </w:pPr>
+      <w:rPr>
+        <w:rFonts w:ascii="Courier New" w:hAnsi="Courier New" w:cs="Courier New" w:hint="default"/>
+      </w:rPr>
+    </w:lvl>
+    <w:lvl w:ilvl="8" w:tplc="04190005" w:tentative="1">
+      <w:start w:val="1"/>
+      <w:numFmt w:val="bullet"/>
+      <w:lvlText w:val=""/>
+      <w:lvlJc w:val="left"/>
+      <w:pPr>
+        <w:ind w:left="6480" w:hanging="360"/>
+      </w:pPr>
+      <w:rPr>
+        <w:rFonts w:ascii="Wingdings" w:hAnsi="Wingdings" w:hint="default"/>
+      </w:rPr>
+    </w:lvl>
+  </w:abstractNum>
+  <w:abstractNum w:abstractNumId="6" w15:restartNumberingAfterBreak="0">
     <w:nsid w:val="67DB1736"/>
     <w:multiLevelType w:val="hybridMultilevel"/>
     <w:tmpl w:val="8E7A4602"/>
@@ -2160,6 +3007,9 @@
     <w:abstractNumId w:val="2"/>
   </w:num>
   <w:num w:numId="6" w16cid:durableId="326514527">
+    <w:abstractNumId w:val="6"/>
+  </w:num>
+  <w:num w:numId="7" w16cid:durableId="1956249875">
     <w:abstractNumId w:val="5"/>
   </w:num>
 </w:numbering>
@@ -2769,6 +3619,7 @@
   <w:style w:type="character" w:default="1" w:styleId="DefaultParagraphFont">
     <w:name w:val="Default Paragraph Font"/>
     <w:uiPriority w:val="1"/>
+    <w:semiHidden/>
     <w:unhideWhenUsed/>
   </w:style>
   <w:style w:type="table" w:default="1" w:styleId="TableNormal">
